--- a/outputs/intervention_report.docx
+++ b/outputs/intervention_report.docx
@@ -12,7 +12,7 @@
     </w:p>
     <w:p>
       <w:r>
-        <w:t>Run date: 2026-05-25T17:10:27.298113+00:00</w:t>
+        <w:t>Run date: 2026-05-29T14:46:15.480008+00:00</w:t>
       </w:r>
     </w:p>
     <w:p>
@@ -130,7 +130,7 @@
           </w:tcPr>
           <w:p>
             <w:r>
-              <w:t>71</w:t>
+              <w:t>77</w:t>
             </w:r>
           </w:p>
         </w:tc>
@@ -140,7 +140,7 @@
           </w:tcPr>
           <w:p>
             <w:r>
-              <w:t>23.7%</w:t>
+              <w:t>25.7%</w:t>
             </w:r>
           </w:p>
         </w:tc>
@@ -162,7 +162,7 @@
           </w:tcPr>
           <w:p>
             <w:r>
-              <w:t>162</w:t>
+              <w:t>172</w:t>
             </w:r>
           </w:p>
         </w:tc>
@@ -172,7 +172,7 @@
           </w:tcPr>
           <w:p>
             <w:r>
-              <w:t>54.0%</w:t>
+              <w:t>57.3%</w:t>
             </w:r>
           </w:p>
         </w:tc>
@@ -194,7 +194,7 @@
           </w:tcPr>
           <w:p>
             <w:r>
-              <w:t>66</w:t>
+              <w:t>50</w:t>
             </w:r>
           </w:p>
         </w:tc>
@@ -204,7 +204,7 @@
           </w:tcPr>
           <w:p>
             <w:r>
-              <w:t>22.0%</w:t>
+              <w:t>16.7%</w:t>
             </w:r>
           </w:p>
         </w:tc>
@@ -352,6 +352,58 @@
           </w:tcPr>
           <w:p>
             <w:r>
+              <w:t>Student S0314 DUPE</w:t>
+            </w:r>
+          </w:p>
+        </w:tc>
+        <w:tc>
+          <w:tcPr>
+            <w:tcW w:type="dxa" w:w="1728"/>
+          </w:tcPr>
+          <w:p>
+            <w:r>
+              <w:t>C03</w:t>
+            </w:r>
+          </w:p>
+        </w:tc>
+        <w:tc>
+          <w:tcPr>
+            <w:tcW w:type="dxa" w:w="1728"/>
+          </w:tcPr>
+          <w:p>
+            <w:r>
+              <w:t>73.4</w:t>
+            </w:r>
+          </w:p>
+        </w:tc>
+        <w:tc>
+          <w:tcPr>
+            <w:tcW w:type="dxa" w:w="1728"/>
+          </w:tcPr>
+          <w:p>
+            <w:r>
+              <w:t>HIGH</w:t>
+            </w:r>
+          </w:p>
+        </w:tc>
+      </w:tr>
+      <w:tr>
+        <w:tc>
+          <w:tcPr>
+            <w:tcW w:type="dxa" w:w="1728"/>
+          </w:tcPr>
+          <w:p>
+            <w:r>
+              <w:t>3</w:t>
+            </w:r>
+          </w:p>
+        </w:tc>
+        <w:tc>
+          <w:tcPr>
+            <w:tcW w:type="dxa" w:w="1728"/>
+          </w:tcPr>
+          <w:p>
+            <w:r>
               <w:t>Student S0101</w:t>
             </w:r>
           </w:p>
@@ -394,7 +446,7 @@
           </w:tcPr>
           <w:p>
             <w:r>
-              <w:t>3</w:t>
+              <w:t>4</w:t>
             </w:r>
           </w:p>
         </w:tc>
@@ -446,7 +498,7 @@
           </w:tcPr>
           <w:p>
             <w:r>
-              <w:t>4</w:t>
+              <w:t>5</w:t>
             </w:r>
           </w:p>
         </w:tc>
@@ -456,7 +508,7 @@
           </w:tcPr>
           <w:p>
             <w:r>
-              <w:t>Student S0314 DUPE</w:t>
+              <w:t>Student S0309</w:t>
             </w:r>
           </w:p>
         </w:tc>
@@ -476,59 +528,7 @@
           </w:tcPr>
           <w:p>
             <w:r>
-              <w:t>71.4</w:t>
-            </w:r>
-          </w:p>
-        </w:tc>
-        <w:tc>
-          <w:tcPr>
-            <w:tcW w:type="dxa" w:w="1728"/>
-          </w:tcPr>
-          <w:p>
-            <w:r>
-              <w:t>HIGH</w:t>
-            </w:r>
-          </w:p>
-        </w:tc>
-      </w:tr>
-      <w:tr>
-        <w:tc>
-          <w:tcPr>
-            <w:tcW w:type="dxa" w:w="1728"/>
-          </w:tcPr>
-          <w:p>
-            <w:r>
-              <w:t>5</w:t>
-            </w:r>
-          </w:p>
-        </w:tc>
-        <w:tc>
-          <w:tcPr>
-            <w:tcW w:type="dxa" w:w="1728"/>
-          </w:tcPr>
-          <w:p>
-            <w:r>
-              <w:t>Student S0115</w:t>
-            </w:r>
-          </w:p>
-        </w:tc>
-        <w:tc>
-          <w:tcPr>
-            <w:tcW w:type="dxa" w:w="1728"/>
-          </w:tcPr>
-          <w:p>
-            <w:r>
-              <w:t>C01</w:t>
-            </w:r>
-          </w:p>
-        </w:tc>
-        <w:tc>
-          <w:tcPr>
-            <w:tcW w:type="dxa" w:w="1728"/>
-          </w:tcPr>
-          <w:p>
-            <w:r>
-              <w:t>70.8</w:t>
+              <w:t>72.6</w:t>
             </w:r>
           </w:p>
         </w:tc>
@@ -560,7 +560,7 @@
           </w:tcPr>
           <w:p>
             <w:r>
-              <w:t>Student S0309</w:t>
+              <w:t>Student S0115</w:t>
             </w:r>
           </w:p>
         </w:tc>
@@ -570,7 +570,7 @@
           </w:tcPr>
           <w:p>
             <w:r>
-              <w:t>C03</w:t>
+              <w:t>C01</w:t>
             </w:r>
           </w:p>
         </w:tc>
@@ -580,7 +580,7 @@
           </w:tcPr>
           <w:p>
             <w:r>
-              <w:t>70.6</w:t>
+              <w:t>70.8</w:t>
             </w:r>
           </w:p>
         </w:tc>
@@ -716,7 +716,7 @@
           </w:tcPr>
           <w:p>
             <w:r>
-              <w:t>Student S0213</w:t>
+              <w:t>Student S0214</w:t>
             </w:r>
           </w:p>
         </w:tc>
@@ -736,7 +736,7 @@
           </w:tcPr>
           <w:p>
             <w:r>
-              <w:t>65.8</w:t>
+              <w:t>66.5</w:t>
             </w:r>
           </w:p>
         </w:tc>
@@ -768,7 +768,7 @@
           </w:tcPr>
           <w:p>
             <w:r>
-              <w:t>Student S0215</w:t>
+              <w:t>Student S0107</w:t>
             </w:r>
           </w:p>
         </w:tc>
@@ -778,7 +778,7 @@
           </w:tcPr>
           <w:p>
             <w:r>
-              <w:t>C02</w:t>
+              <w:t>C01</w:t>
             </w:r>
           </w:p>
         </w:tc>
@@ -788,7 +788,7 @@
           </w:tcPr>
           <w:p>
             <w:r>
-              <w:t>64.9</w:t>
+              <w:t>65.9</w:t>
             </w:r>
           </w:p>
         </w:tc>
@@ -1122,7 +1122,7 @@
           </w:tcPr>
           <w:p>
             <w:r>
-              <w:t>4</w:t>
+              <w:t>5</w:t>
             </w:r>
           </w:p>
         </w:tc>
@@ -1132,7 +1132,7 @@
           </w:tcPr>
           <w:p>
             <w:r>
-              <w:t>26.7%</w:t>
+              <w:t>33.3%</w:t>
             </w:r>
           </w:p>
         </w:tc>
@@ -1226,7 +1226,7 @@
           </w:tcPr>
           <w:p>
             <w:r>
-              <w:t>7</w:t>
+              <w:t>10</w:t>
             </w:r>
           </w:p>
         </w:tc>
@@ -1236,7 +1236,7 @@
           </w:tcPr>
           <w:p>
             <w:r>
-              <w:t>46.7%</w:t>
+              <w:t>66.7%</w:t>
             </w:r>
           </w:p>
         </w:tc>
@@ -1434,7 +1434,7 @@
           </w:tcPr>
           <w:p>
             <w:r>
-              <w:t>1</w:t>
+              <w:t>2</w:t>
             </w:r>
           </w:p>
         </w:tc>
@@ -1444,7 +1444,7 @@
           </w:tcPr>
           <w:p>
             <w:r>
-              <w:t>6.7%</w:t>
+              <w:t>13.3%</w:t>
             </w:r>
           </w:p>
         </w:tc>
@@ -1538,7 +1538,7 @@
           </w:tcPr>
           <w:p>
             <w:r>
-              <w:t>1</w:t>
+              <w:t>2</w:t>
             </w:r>
           </w:p>
         </w:tc>
@@ -1548,7 +1548,7 @@
           </w:tcPr>
           <w:p>
             <w:r>
-              <w:t>6.7%</w:t>
+              <w:t>13.3%</w:t>
             </w:r>
           </w:p>
         </w:tc>
@@ -2062,7 +2062,7 @@
     </w:tbl>
     <w:p>
       <w:r>
-        <w:t>Facilitator Summary: Contact the parent immediately to address critical attendance issues (64% attendance) and very low practice engagement (1.1 questions/day). Schedule an urgent meeting to develop a support plan and identify barriers preventing consistent participation.</w:t>
+        <w:t>Facilitator Summary: Contact the parent immediately to address critical attendance issues (64% rate) and very low practice engagement (1.1 questions/day). Schedule an urgent meeting to create a support plan and identify barriers preventing consistent participation.</w:t>
       </w:r>
     </w:p>
     <w:p>
@@ -2075,12 +2075,12 @@
         <w:pStyle w:val="Heading2"/>
       </w:pPr>
       <w:r>
-        <w:t>HIGH — Student S0101</w:t>
+        <w:t>HIGH — Student S0314 DUPE</w:t>
       </w:r>
     </w:p>
     <w:p>
       <w:r>
-        <w:t>Campus: C01 | Risk Score: 73.1 | Level: HIGH</w:t>
+        <w:t>Campus: C03 | Risk Score: 73.4 | Level: HIGH</w:t>
       </w:r>
     </w:p>
     <w:tbl>
@@ -2132,7 +2132,7 @@
           </w:tcPr>
           <w:p>
             <w:r>
-              <w:t>0.7142857142857143</w:t>
+              <w:t>0.5714285714285714</w:t>
             </w:r>
           </w:p>
         </w:tc>
@@ -2154,7 +2154,7 @@
           </w:tcPr>
           <w:p>
             <w:r>
-              <w:t>0.9285714285714286</w:t>
+              <w:t>0.7857142857142857</w:t>
             </w:r>
           </w:p>
         </w:tc>
@@ -2198,7 +2198,7 @@
           </w:tcPr>
           <w:p>
             <w:r>
-              <w:t>30.0</w:t>
+              <w:t>20.0</w:t>
             </w:r>
           </w:p>
         </w:tc>
@@ -2206,7 +2206,7 @@
     </w:tbl>
     <w:p>
       <w:r>
-        <w:t>Facilitator Summary: Schedule a check-in this week to address declining attendance (71%) and low practice engagement (0.93 questions/day). Focus on re-engaging the student and identifying any challenges affecting their participation over the past month.</w:t>
+        <w:t>Facilitator Summary: [HIGH RISK] Student S0314 needs follow-up this week. Risk score: 73.43/100. Attendance rate: 57%. Average practice questions completed: 0.8/session. Trend: declining. Days since last facilitator note: 20. Recommended action: Schedule check-in this week. Schedule a check-in call within 48 hours.</w:t>
       </w:r>
     </w:p>
     <w:p>
@@ -2219,12 +2219,12 @@
         <w:pStyle w:val="Heading2"/>
       </w:pPr>
       <w:r>
-        <w:t>MEDIUM — Student S1215</w:t>
+        <w:t>MEDIUM — Student S0808</w:t>
       </w:r>
     </w:p>
     <w:p>
       <w:r>
-        <w:t>Campus: C12 | Risk Score: 49.9 | Level: MEDIUM</w:t>
+        <w:t>Campus: C08 | Risk Score: 49.9 | Level: MEDIUM</w:t>
       </w:r>
     </w:p>
     <w:tbl>
@@ -2298,7 +2298,7 @@
           </w:tcPr>
           <w:p>
             <w:r>
-              <w:t>7.571428571428571</w:t>
+              <w:t>4.071428571428571</w:t>
             </w:r>
           </w:p>
         </w:tc>
@@ -2342,7 +2342,7 @@
           </w:tcPr>
           <w:p>
             <w:r>
-              <w:t>30.0</w:t>
+              <w:t>16.0</w:t>
             </w:r>
           </w:p>
         </w:tc>
@@ -2363,12 +2363,12 @@
         <w:pStyle w:val="Heading2"/>
       </w:pPr>
       <w:r>
-        <w:t>LOW — Student S1004</w:t>
+        <w:t>LOW — Student S0904</w:t>
       </w:r>
     </w:p>
     <w:p>
       <w:r>
-        <w:t>Campus: C10 | Risk Score: 24.9 | Level: LOW</w:t>
+        <w:t>Campus: C09 | Risk Score: 24.9 | Level: LOW</w:t>
       </w:r>
     </w:p>
     <w:tbl>
@@ -2442,7 +2442,7 @@
           </w:tcPr>
           <w:p>
             <w:r>
-              <w:t>7.285714285714286</w:t>
+              <w:t>7.071428571428571</w:t>
             </w:r>
           </w:p>
         </w:tc>
@@ -2486,7 +2486,7 @@
           </w:tcPr>
           <w:p>
             <w:r>
-              <w:t>19.0</w:t>
+              <w:t>18.0</w:t>
             </w:r>
           </w:p>
         </w:tc>
